--- a/reports/gate_defense_memo.docx
+++ b/reports/gate_defense_memo.docx
@@ -30,7 +30,7 @@
         <w:t>From:</w:t>
       </w:r>
       <w:r>
-        <w:t xml:space="preserve"> MLOps engineering · </w:t>
+        <w:t xml:space="preserve"> MLOps engineering (Nikhil Singh B042, Harsh Jain B059) · </w:t>
       </w:r>
       <w:r>
         <w:rPr>
